--- a/Отчет/Проектирование игры/Список литературы.docx
+++ b/Отчет/Проектирование игры/Список литературы.docx
@@ -84,6 +84,170 @@
       </w:hyperlink>
       <w:r>
         <w:t>. Дата обращения: 26.02.2025.</w:t>
+      </w:r>
+    </w:p>
+    <w:p>
+      <w:pPr>
+        <w:pStyle w:val="a5"/>
+        <w:numPr>
+          <w:ilvl w:val="0"/>
+          <w:numId w:val="1"/>
+        </w:numPr>
+        <w:ind w:left="283"/>
+      </w:pPr>
+      <w:r>
+        <w:rPr>
+          <w:lang w:val="en-US"/>
+        </w:rPr>
+        <w:t>FAITH: The Unholy Trinity</w:t>
+      </w:r>
+      <w:r>
+        <w:rPr>
+          <w:lang w:val="en-US"/>
+        </w:rPr>
+        <w:t xml:space="preserve"> [</w:t>
+      </w:r>
+      <w:r>
+        <w:t>электронный</w:t>
+      </w:r>
+      <w:r>
+        <w:rPr>
+          <w:lang w:val="en-US"/>
+        </w:rPr>
+        <w:t xml:space="preserve"> </w:t>
+      </w:r>
+      <w:r>
+        <w:t>ресурс</w:t>
+      </w:r>
+      <w:r>
+        <w:rPr>
+          <w:lang w:val="en-US"/>
+        </w:rPr>
+        <w:t>]</w:t>
+      </w:r>
+      <w:r>
+        <w:rPr>
+          <w:lang w:val="en-US"/>
+        </w:rPr>
+        <w:t xml:space="preserve">. </w:t>
+      </w:r>
+      <w:r>
+        <w:t xml:space="preserve">Режим доступа: </w:t>
+      </w:r>
+      <w:hyperlink r:id="rId6" w:history="1">
+        <w:r>
+          <w:rPr>
+            <w:rStyle w:val="a7"/>
+          </w:rPr>
+          <w:t>https://store.steampowered.com/app/1179080/FAITH_The_Unholy_Trinity</w:t>
+        </w:r>
+      </w:hyperlink>
+      <w:r>
+        <w:t>. Дата обращения: 02.03.2025.</w:t>
+      </w:r>
+    </w:p>
+    <w:p>
+      <w:pPr>
+        <w:pStyle w:val="a5"/>
+        <w:numPr>
+          <w:ilvl w:val="0"/>
+          <w:numId w:val="1"/>
+        </w:numPr>
+        <w:ind w:left="283"/>
+      </w:pPr>
+      <w:r>
+        <w:t>Blade and Sorcery</w:t>
+      </w:r>
+      <w:r>
+        <w:t xml:space="preserve"> </w:t>
+      </w:r>
+      <w:r>
+        <w:t>[</w:t>
+      </w:r>
+      <w:r>
+        <w:t>электронный</w:t>
+      </w:r>
+      <w:r>
+        <w:t xml:space="preserve"> </w:t>
+      </w:r>
+      <w:r>
+        <w:t>ресурс</w:t>
+      </w:r>
+      <w:r>
+        <w:t xml:space="preserve">]. </w:t>
+      </w:r>
+      <w:r>
+        <w:t>Режим доступа:</w:t>
+      </w:r>
+      <w:r>
+        <w:t xml:space="preserve"> </w:t>
+      </w:r>
+      <w:hyperlink r:id="rId7" w:history="1">
+        <w:r>
+          <w:rPr>
+            <w:rStyle w:val="a7"/>
+          </w:rPr>
+          <w:t>https://store.steampowered.com/app/629730/Blade_and_Sorcery</w:t>
+        </w:r>
+      </w:hyperlink>
+      <w:r>
+        <w:t>. Дата обращения: 02.03.2025</w:t>
+      </w:r>
+    </w:p>
+    <w:p>
+      <w:pPr>
+        <w:pStyle w:val="a5"/>
+        <w:numPr>
+          <w:ilvl w:val="0"/>
+          <w:numId w:val="1"/>
+        </w:numPr>
+        <w:ind w:left="283"/>
+      </w:pPr>
+      <w:r>
+        <w:rPr>
+          <w:lang w:val="en-US"/>
+        </w:rPr>
+        <w:t xml:space="preserve">Herrewijn L., Poels K., Calleja G. The relationship between player involvement and immersion: An experimental investigation // FDG. 2013. </w:t>
+      </w:r>
+      <w:r>
+        <w:t>С. 364–367</w:t>
+      </w:r>
+      <w:r>
+        <w:t>.</w:t>
+      </w:r>
+    </w:p>
+    <w:p>
+      <w:pPr>
+        <w:pStyle w:val="a5"/>
+        <w:numPr>
+          <w:ilvl w:val="0"/>
+          <w:numId w:val="1"/>
+        </w:numPr>
+        <w:ind w:left="283"/>
+      </w:pPr>
+      <w:r>
+        <w:t>Геймдизайн. Как создать игру, в которую будут играть все</w:t>
+      </w:r>
+      <w:r>
+        <w:t xml:space="preserve"> </w:t>
+      </w:r>
+      <w:r>
+        <w:t xml:space="preserve">/ </w:t>
+      </w:r>
+      <w:r>
+        <w:t>Джесси</w:t>
+      </w:r>
+      <w:r>
+        <w:t xml:space="preserve"> </w:t>
+      </w:r>
+      <w:r>
+        <w:t>Шелл</w:t>
+      </w:r>
+      <w:r>
+        <w:t xml:space="preserve">; </w:t>
+      </w:r>
+      <w:r>
+        <w:t>Пер. с англ. — М. : Альпина Паблишер, 2022. — 640 с.</w:t>
       </w:r>
     </w:p>
     <w:sectPr>
@@ -736,6 +900,17 @@
       <w:shd w:val="clear" w:color="auto" w:fill="E1DFDD"/>
     </w:rPr>
   </w:style>
+  <w:style w:type="paragraph" w:styleId="a9">
+    <w:name w:val="List Paragraph"/>
+    <w:basedOn w:val="a"/>
+    <w:uiPriority w:val="34"/>
+    <w:qFormat/>
+    <w:rsid w:val="007C4D27"/>
+    <w:pPr>
+      <w:ind w:left="720"/>
+      <w:contextualSpacing/>
+    </w:pPr>
+  </w:style>
 </w:styles>
 </file>
 
